--- a/iOS/runloop/runloop.docx
+++ b/iOS/runloop/runloop.docx
@@ -573,6 +573,7 @@
     <w:p>
       <w:pPr>
         <w:numPr>
+          <w:ilvl w:val="0"/>
           <w:numId w:val="0"/>
         </w:numPr>
         <w:ind w:left="840" w:leftChars="0"/>
@@ -588,12 +589,11 @@
         </w:rPr>
         <w:t>因此，这就解释了两点：</w:t>
       </w:r>
-      <w:bookmarkStart w:id="0" w:name="_GoBack"/>
-      <w:bookmarkEnd w:id="0"/>
     </w:p>
     <w:p>
       <w:pPr>
         <w:numPr>
+          <w:ilvl w:val="0"/>
           <w:numId w:val="0"/>
         </w:numPr>
         <w:ind w:left="840" w:leftChars="0"/>
@@ -613,6 +613,7 @@
     <w:p>
       <w:pPr>
         <w:numPr>
+          <w:ilvl w:val="0"/>
           <w:numId w:val="0"/>
         </w:numPr>
         <w:ind w:left="840" w:leftChars="0"/>
@@ -666,6 +667,7 @@
     <w:p>
       <w:pPr>
         <w:numPr>
+          <w:ilvl w:val="0"/>
           <w:numId w:val="0"/>
         </w:numPr>
         <w:ind w:left="840" w:leftChars="0"/>
@@ -679,7 +681,7 @@
           <w:rFonts w:hint="eastAsia"/>
           <w:lang w:val="en-US" w:eastAsia="zh-CN"/>
         </w:rPr>
-        <w:t>iOS系统收到屏幕点击事件，会将该事件以machport的方式发送给前台APP的主线程的runloop，runloop被source1唤醒，</w:t>
+        <w:t>iOS系统收到屏幕点击事件，会将该事件以machport的方式发送给前台APP的主线程的runloop，runloop被source1唤醒，将触摸事件包装为 source0，交给 UIKit 处理，UIKit 利用响应链找到可以响应的视图，然后调用相应的回调函数，假设回调函数内部执行的是 navigationpushcontroller，接下来同步执行controller 及其管理的视图对象的初始化，然后将这些视图的布局、渲染和push 新页面的动画，由 coreanimation包装为事务，在此轮 runloop 休眠前，发送给renderserver 执行。至此，此轮 runloop 结束，等到 renderserver 的渲染任务完成，会主动唤醒 runloop，触发回调，调用 newcontroller 的viewdidappear 函数。</w:t>
       </w:r>
     </w:p>
     <w:p>
@@ -711,6 +713,8 @@
         </w:rPr>
         <w:t>3.同时，如果程序员想让子线程常驻且持续处理自定义任务，也需要利用runloop。</w:t>
       </w:r>
+      <w:bookmarkStart w:id="0" w:name="_GoBack"/>
+      <w:bookmarkEnd w:id="0"/>
     </w:p>
     <w:sectPr>
       <w:pgSz w:w="11906" w:h="16838"/>
